--- a/Grade Five - 5.5x8.5.docx
+++ b/Grade Five - 5.5x8.5.docx
@@ -9,6 +9,7 @@
         <w:rPr>
           <w:rFonts w:ascii="Old English Text MT" w:hAnsi="Old English Text MT" w:cs="Times New Roman"/>
           <w:sz w:val="18"/>
+          <w:szCs w:val="18"/>
         </w:rPr>
       </w:pPr>
       <w:r>
@@ -179,33 +180,25 @@
           <w:sz w:val="18"/>
           <w:szCs w:val="18"/>
         </w:rPr>
-        <w:t>{#</w:t>
-      </w:r>
-      <w:proofErr w:type="gramStart"/>
-      <w:r>
+        <w:t>{#students}</w:t>
+      </w:r>
+    </w:p>
+    <w:p>
+      <w:pPr>
+        <w:spacing w:after="0"/>
+        <w:jc w:val="center"/>
         <w:rPr>
           <w:rFonts w:ascii="Old English Text MT" w:hAnsi="Old English Text MT" w:cs="Times New Roman"/>
           <w:sz w:val="18"/>
-          <w:szCs w:val="18"/>
-        </w:rPr>
-        <w:t>students}</w:t>
-      </w:r>
+        </w:rPr>
+      </w:pPr>
       <w:r>
         <w:rPr>
           <w:rFonts w:ascii="Old English Text MT" w:hAnsi="Old English Text MT" w:cs="Times New Roman"/>
           <w:sz w:val="20"/>
           <w:szCs w:val="24"/>
         </w:rPr>
-        <w:t>Republic</w:t>
-      </w:r>
-      <w:proofErr w:type="gramEnd"/>
-      <w:r>
-        <w:rPr>
-          <w:rFonts w:ascii="Old English Text MT" w:hAnsi="Old English Text MT" w:cs="Times New Roman"/>
-          <w:sz w:val="20"/>
-          <w:szCs w:val="24"/>
-        </w:rPr>
-        <w:t xml:space="preserve"> of the Philippines</w:t>
+        <w:t>Republic of the Philippines</w:t>
       </w:r>
     </w:p>
     <w:p>
@@ -3423,6 +3416,7 @@
                 <w:sz w:val="16"/>
                 <w:szCs w:val="20"/>
               </w:rPr>
+              <w:lastRenderedPageBreak/>
               <w:t>0–64</w:t>
             </w:r>
           </w:p>
@@ -3531,7 +3525,6 @@
           <w:szCs w:val="14"/>
           <w:u w:val="single"/>
         </w:rPr>
-        <w:lastRenderedPageBreak/>
         <w:t>{</w:t>
       </w:r>
       <w:r>
@@ -6560,6 +6553,25 @@
 </file>
 
 <file path=customXml/item1.xml><?xml version="1.0" encoding="utf-8"?>
+<?mso-contentType ?>
+<FormTemplates xmlns="http://schemas.microsoft.com/sharepoint/v3/contenttype/forms">
+  <Display>DocumentLibraryForm</Display>
+  <Edit>DocumentLibraryForm</Edit>
+  <New>DocumentLibraryForm</New>
+</FormTemplates>
+</file>
+
+<file path=customXml/item2.xml><?xml version="1.0" encoding="utf-8"?>
+<p:properties xmlns:p="http://schemas.microsoft.com/office/2006/metadata/properties" xmlns:xsi="http://www.w3.org/2001/XMLSchema-instance" xmlns:pc="http://schemas.microsoft.com/office/infopath/2007/PartnerControls">
+  <documentManagement/>
+</p:properties>
+</file>
+
+<file path=customXml/item3.xml><?xml version="1.0" encoding="utf-8"?>
+<b:Sources xmlns:b="http://schemas.openxmlformats.org/officeDocument/2006/bibliography" xmlns="http://schemas.openxmlformats.org/officeDocument/2006/bibliography" SelectedStyle="\APASixthEditionOfficeOnline.xsl" StyleName="APA" Version="6"/>
+</file>
+
+<file path=customXml/item4.xml><?xml version="1.0" encoding="utf-8"?>
 <ct:contentTypeSchema xmlns:ct="http://schemas.microsoft.com/office/2006/metadata/contentType" xmlns:ma="http://schemas.microsoft.com/office/2006/metadata/properties/metaAttributes" ct:_="" ma:_="" ma:contentTypeName="Document" ma:contentTypeID="0x01010019B181300F721B4D9F3B95A3EE15143C" ma:contentTypeVersion="10" ma:contentTypeDescription="Create a new document." ma:contentTypeScope="" ma:versionID="bf2ca1b3bc24449cdd1a669432d4bb9e">
   <xsd:schema xmlns:xsd="http://www.w3.org/2001/XMLSchema" xmlns:xs="http://www.w3.org/2001/XMLSchema" xmlns:p="http://schemas.microsoft.com/office/2006/metadata/properties" xmlns:ns3="541f9672-3e94-4c26-a847-81d4d159bfa1" targetNamespace="http://schemas.microsoft.com/office/2006/metadata/properties" ma:root="true" ma:fieldsID="14a7babb77b443892259070c9ba030eb" ns3:_="">
     <xsd:import namespace="541f9672-3e94-4c26-a847-81d4d159bfa1"/>
@@ -6743,26 +6755,32 @@
 </ct:contentTypeSchema>
 </file>
 
-<file path=customXml/item2.xml><?xml version="1.0" encoding="utf-8"?>
-<b:Sources xmlns:b="http://schemas.openxmlformats.org/officeDocument/2006/bibliography" xmlns="http://schemas.openxmlformats.org/officeDocument/2006/bibliography" SelectedStyle="\APASixthEditionOfficeOnline.xsl" StyleName="APA" Version="6"/>
+<file path=customXml/itemProps1.xml><?xml version="1.0" encoding="utf-8"?>
+<ds:datastoreItem xmlns:ds="http://schemas.openxmlformats.org/officeDocument/2006/customXml" ds:itemID="{9E607EEA-1579-4534-A211-223D35B43271}">
+  <ds:schemaRefs>
+    <ds:schemaRef ds:uri="http://schemas.microsoft.com/sharepoint/v3/contenttype/forms"/>
+  </ds:schemaRefs>
+</ds:datastoreItem>
 </file>
 
-<file path=customXml/item3.xml><?xml version="1.0" encoding="utf-8"?>
-<p:properties xmlns:p="http://schemas.microsoft.com/office/2006/metadata/properties" xmlns:xsi="http://www.w3.org/2001/XMLSchema-instance" xmlns:pc="http://schemas.microsoft.com/office/infopath/2007/PartnerControls">
-  <documentManagement/>
-</p:properties>
+<file path=customXml/itemProps2.xml><?xml version="1.0" encoding="utf-8"?>
+<ds:datastoreItem xmlns:ds="http://schemas.openxmlformats.org/officeDocument/2006/customXml" ds:itemID="{672FB7B5-DBC2-43DE-98D9-E1693A2B312F}">
+  <ds:schemaRefs>
+    <ds:schemaRef ds:uri="http://schemas.microsoft.com/office/2006/metadata/properties"/>
+    <ds:schemaRef ds:uri="http://schemas.microsoft.com/office/infopath/2007/PartnerControls"/>
+  </ds:schemaRefs>
+</ds:datastoreItem>
 </file>
 
-<file path=customXml/item4.xml><?xml version="1.0" encoding="utf-8"?>
-<?mso-contentType ?>
-<FormTemplates xmlns="http://schemas.microsoft.com/sharepoint/v3/contenttype/forms">
-  <Display>DocumentLibraryForm</Display>
-  <Edit>DocumentLibraryForm</Edit>
-  <New>DocumentLibraryForm</New>
-</FormTemplates>
+<file path=customXml/itemProps3.xml><?xml version="1.0" encoding="utf-8"?>
+<ds:datastoreItem xmlns:ds="http://schemas.openxmlformats.org/officeDocument/2006/customXml" ds:itemID="{79EDFC7F-E73A-4641-AB05-0EAF77FB85CB}">
+  <ds:schemaRefs>
+    <ds:schemaRef ds:uri="http://schemas.openxmlformats.org/officeDocument/2006/bibliography"/>
+  </ds:schemaRefs>
+</ds:datastoreItem>
 </file>
 
-<file path=customXml/itemProps1.xml><?xml version="1.0" encoding="utf-8"?>
+<file path=customXml/itemProps4.xml><?xml version="1.0" encoding="utf-8"?>
 <ds:datastoreItem xmlns:ds="http://schemas.openxmlformats.org/officeDocument/2006/customXml" ds:itemID="{1934D20A-BA2A-4311-8449-030457D80377}">
   <ds:schemaRefs>
     <ds:schemaRef ds:uri="http://schemas.microsoft.com/office/2006/metadata/contentType"/>
@@ -6778,29 +6796,4 @@
     <ds:schemaRef ds:uri="http://schemas.microsoft.com/internal/obd"/>
   </ds:schemaRefs>
 </ds:datastoreItem>
-</file>
-
-<file path=customXml/itemProps2.xml><?xml version="1.0" encoding="utf-8"?>
-<ds:datastoreItem xmlns:ds="http://schemas.openxmlformats.org/officeDocument/2006/customXml" ds:itemID="{79EDFC7F-E73A-4641-AB05-0EAF77FB85CB}">
-  <ds:schemaRefs>
-    <ds:schemaRef ds:uri="http://schemas.openxmlformats.org/officeDocument/2006/bibliography"/>
-  </ds:schemaRefs>
-</ds:datastoreItem>
-</file>
-
-<file path=customXml/itemProps3.xml><?xml version="1.0" encoding="utf-8"?>
-<ds:datastoreItem xmlns:ds="http://schemas.openxmlformats.org/officeDocument/2006/customXml" ds:itemID="{672FB7B5-DBC2-43DE-98D9-E1693A2B312F}">
-  <ds:schemaRefs>
-    <ds:schemaRef ds:uri="http://schemas.microsoft.com/office/2006/metadata/properties"/>
-    <ds:schemaRef ds:uri="http://schemas.microsoft.com/office/infopath/2007/PartnerControls"/>
-  </ds:schemaRefs>
-</ds:datastoreItem>
-</file>
-
-<file path=customXml/itemProps4.xml><?xml version="1.0" encoding="utf-8"?>
-<ds:datastoreItem xmlns:ds="http://schemas.openxmlformats.org/officeDocument/2006/customXml" ds:itemID="{9E607EEA-1579-4534-A211-223D35B43271}">
-  <ds:schemaRefs>
-    <ds:schemaRef ds:uri="http://schemas.microsoft.com/sharepoint/v3/contenttype/forms"/>
-  </ds:schemaRefs>
-</ds:datastoreItem>
 </file>
--- a/Grade Five - 5.5x8.5.docx
+++ b/Grade Five - 5.5x8.5.docx
@@ -4,7 +4,7 @@
   <w:body>
     <w:p>
       <w:pPr>
-        <w:spacing w:after="0"/>
+        <w:spacing w:after="0" w:line="240" w:lineRule="auto"/>
         <w:jc w:val="center"/>
         <w:rPr>
           <w:rFonts w:ascii="Old English Text MT" w:hAnsi="Old English Text MT" w:cs="Times New Roman"/>
@@ -15,22 +15,41 @@
       <w:r>
         <w:rPr>
           <w:rFonts w:ascii="Old English Text MT" w:hAnsi="Old English Text MT" w:cs="Times New Roman"/>
+          <w:sz w:val="2"/>
+          <w:szCs w:val="2"/>
+        </w:rPr>
+        <w:t>{#students}</w:t>
+      </w:r>
+    </w:p>
+    <w:p>
+      <w:pPr>
+        <w:spacing w:after="0" w:line="240" w:lineRule="auto"/>
+        <w:contextualSpacing/>
+        <w:jc w:val="center"/>
+        <w:rPr>
+          <w:rFonts w:ascii="Old English Text MT" w:hAnsi="Old English Text MT" w:cs="Times New Roman"/>
+          <w:sz w:val="18"/>
+        </w:rPr>
+      </w:pPr>
+      <w:r>
+        <w:rPr>
+          <w:rFonts w:ascii="Old English Text MT" w:hAnsi="Old English Text MT" w:cs="Times New Roman"/>
           <w:noProof/>
-          <w:sz w:val="20"/>
-          <w:szCs w:val="24"/>
+          <w:sz w:val="2"/>
+          <w:szCs w:val="2"/>
         </w:rPr>
         <mc:AlternateContent>
           <mc:Choice Requires="wps">
             <w:drawing>
-              <wp:anchor distT="45720" distB="45720" distL="114300" distR="114300" simplePos="0" relativeHeight="251709440" behindDoc="0" locked="0" layoutInCell="1" allowOverlap="1" wp14:anchorId="549C9D26" wp14:editId="794D67B5">
+              <wp:anchor distT="45720" distB="45720" distL="114300" distR="114300" simplePos="0" relativeHeight="251709440" behindDoc="0" locked="0" layoutInCell="1" allowOverlap="1" wp14:anchorId="549C9D26" wp14:editId="347E68AB">
                 <wp:simplePos x="0" y="0"/>
                 <wp:positionH relativeFrom="margin">
-                  <wp:posOffset>3488377</wp:posOffset>
+                  <wp:posOffset>3459480</wp:posOffset>
                 </wp:positionH>
                 <wp:positionV relativeFrom="paragraph">
-                  <wp:posOffset>8906</wp:posOffset>
+                  <wp:posOffset>22225</wp:posOffset>
                 </wp:positionV>
-                <wp:extent cx="1071451" cy="991590"/>
+                <wp:extent cx="1071245" cy="991235"/>
                 <wp:effectExtent l="0" t="0" r="0" b="0"/>
                 <wp:wrapNone/>
                 <wp:docPr id="217" name="Text Box 2"/>
@@ -46,7 +65,7 @@
                       <wps:spPr bwMode="auto">
                         <a:xfrm>
                           <a:off x="0" y="0"/>
-                          <a:ext cx="1071451" cy="991590"/>
+                          <a:ext cx="1071245" cy="991235"/>
                         </a:xfrm>
                         <a:prstGeom prst="rect">
                           <a:avLst/>
@@ -93,7 +112,7 @@
                 <v:stroke joinstyle="miter"/>
                 <v:path gradientshapeok="t" o:connecttype="rect"/>
               </v:shapetype>
-              <v:shape id="Text Box 2" o:spid="_x0000_s1026" type="#_x0000_t202" style="position:absolute;left:0;text-align:left;margin-left:274.7pt;margin-top:.7pt;width:84.35pt;height:78.1pt;z-index:251709440;visibility:visible;mso-wrap-style:square;mso-width-percent:0;mso-height-percent:0;mso-wrap-distance-left:9pt;mso-wrap-distance-top:3.6pt;mso-wrap-distance-right:9pt;mso-wrap-distance-bottom:3.6pt;mso-position-horizontal:absolute;mso-position-horizontal-relative:margin;mso-position-vertical:absolute;mso-position-vertical-relative:text;mso-width-percent:0;mso-height-percent:0;mso-width-relative:margin;mso-height-relative:margin;v-text-anchor:top" o:gfxdata="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" filled="f" stroked="f">
+              <v:shape id="Text Box 2" o:spid="_x0000_s1026" type="#_x0000_t202" style="position:absolute;left:0;text-align:left;margin-left:272.4pt;margin-top:1.75pt;width:84.35pt;height:78.05pt;z-index:251709440;visibility:visible;mso-wrap-style:square;mso-width-percent:0;mso-height-percent:0;mso-wrap-distance-left:9pt;mso-wrap-distance-top:3.6pt;mso-wrap-distance-right:9pt;mso-wrap-distance-bottom:3.6pt;mso-position-horizontal:absolute;mso-position-horizontal-relative:margin;mso-position-vertical:absolute;mso-position-vertical-relative:text;mso-width-percent:0;mso-height-percent:0;mso-width-relative:margin;mso-height-relative:margin;v-text-anchor:top" o:gfxdata="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" filled="f" stroked="f">
                 <v:textbox inset="0,0,0,0">
                   <w:txbxContent>
                     <w:p>
@@ -117,19 +136,19 @@
         <w:rPr>
           <w:rFonts w:ascii="Old English Text MT" w:hAnsi="Old English Text MT" w:cs="Times New Roman"/>
           <w:noProof/>
-          <w:sz w:val="20"/>
-          <w:szCs w:val="24"/>
+          <w:sz w:val="2"/>
+          <w:szCs w:val="2"/>
         </w:rPr>
         <w:drawing>
-          <wp:anchor distT="0" distB="0" distL="114300" distR="114300" simplePos="0" relativeHeight="251711488" behindDoc="0" locked="0" layoutInCell="1" allowOverlap="1" wp14:anchorId="7B0EF6BF" wp14:editId="1ECE8E18">
+          <wp:anchor distT="0" distB="0" distL="114300" distR="114300" simplePos="0" relativeHeight="251711488" behindDoc="0" locked="0" layoutInCell="1" allowOverlap="1" wp14:anchorId="7B0EF6BF" wp14:editId="64B0FB30">
             <wp:simplePos x="0" y="0"/>
             <wp:positionH relativeFrom="margin">
-              <wp:align>left</wp:align>
+              <wp:posOffset>28575</wp:posOffset>
             </wp:positionH>
             <wp:positionV relativeFrom="paragraph">
-              <wp:posOffset>0</wp:posOffset>
+              <wp:posOffset>13335</wp:posOffset>
             </wp:positionV>
-            <wp:extent cx="744249" cy="731520"/>
+            <wp:extent cx="744220" cy="731520"/>
             <wp:effectExtent l="0" t="0" r="0" b="0"/>
             <wp:wrapNone/>
             <wp:docPr id="1513974360" name="Picture 1" descr="A logo of a university&#10;&#10;Description automatically generated"/>
@@ -153,7 +172,7 @@
                   <pic:spPr bwMode="auto">
                     <a:xfrm>
                       <a:off x="0" y="0"/>
-                      <a:ext cx="744249" cy="731520"/>
+                      <a:ext cx="744220" cy="731520"/>
                     </a:xfrm>
                     <a:prstGeom prst="rect">
                       <a:avLst/>
@@ -177,67 +196,52 @@
       <w:r>
         <w:rPr>
           <w:rFonts w:ascii="Old English Text MT" w:hAnsi="Old English Text MT" w:cs="Times New Roman"/>
-          <w:sz w:val="18"/>
-          <w:szCs w:val="18"/>
-        </w:rPr>
-        <w:t>{#students}</w:t>
-      </w:r>
-    </w:p>
-    <w:p>
-      <w:pPr>
-        <w:spacing w:after="0"/>
-        <w:jc w:val="center"/>
-        <w:rPr>
-          <w:rFonts w:ascii="Old English Text MT" w:hAnsi="Old English Text MT" w:cs="Times New Roman"/>
-          <w:sz w:val="18"/>
-        </w:rPr>
-      </w:pPr>
-      <w:r>
-        <w:rPr>
-          <w:rFonts w:ascii="Old English Text MT" w:hAnsi="Old English Text MT" w:cs="Times New Roman"/>
           <w:sz w:val="20"/>
           <w:szCs w:val="24"/>
         </w:rPr>
         <w:t>Republic of the Philippines</w:t>
-      </w:r>
-    </w:p>
-    <w:p>
-      <w:pPr>
-        <w:spacing w:after="0"/>
-        <w:jc w:val="center"/>
-        <w:rPr>
-          <w:rFonts w:ascii="Aptos Slab" w:hAnsi="Aptos Slab" w:cs="Times New Roman"/>
-          <w:sz w:val="18"/>
-        </w:rPr>
-      </w:pPr>
-      <w:r>
-        <w:rPr>
-          <w:rFonts w:ascii="Old English Text MT" w:hAnsi="Old English Text MT" w:cs="Times New Roman"/>
-          <w:szCs w:val="26"/>
-        </w:rPr>
-        <w:t>Department of Education</w:t>
       </w:r>
     </w:p>
     <w:p>
       <w:pPr>
         <w:spacing w:after="0" w:line="240" w:lineRule="auto"/>
+        <w:contextualSpacing/>
         <w:jc w:val="center"/>
         <w:rPr>
-          <w:rFonts w:ascii="Arial Nova" w:hAnsi="Arial Nova" w:cs="Tahoma"/>
+          <w:rFonts w:ascii="Aptos Slab" w:hAnsi="Aptos Slab" w:cs="Times New Roman"/>
           <w:sz w:val="18"/>
         </w:rPr>
       </w:pPr>
       <w:r>
         <w:rPr>
-          <w:rFonts w:ascii="Arial Nova" w:hAnsi="Arial Nova" w:cs="Tahoma"/>
-          <w:sz w:val="18"/>
-        </w:rPr>
-        <w:t>{region}</w:t>
+          <w:rFonts w:ascii="Old English Text MT" w:hAnsi="Old English Text MT" w:cs="Times New Roman"/>
+          <w:szCs w:val="26"/>
+        </w:rPr>
+        <w:t>Department of Education</w:t>
       </w:r>
     </w:p>
     <w:p>
       <w:pPr>
         <w:spacing w:after="0" w:line="240" w:lineRule="auto"/>
+        <w:contextualSpacing/>
+        <w:jc w:val="center"/>
+        <w:rPr>
+          <w:rFonts w:ascii="Arial Nova" w:hAnsi="Arial Nova" w:cs="Tahoma"/>
+          <w:sz w:val="18"/>
+        </w:rPr>
+      </w:pPr>
+      <w:r>
+        <w:rPr>
+          <w:rFonts w:ascii="Arial Nova" w:hAnsi="Arial Nova" w:cs="Tahoma"/>
+          <w:sz w:val="18"/>
+        </w:rPr>
+        <w:t>{region}</w:t>
+      </w:r>
+    </w:p>
+    <w:p>
+      <w:pPr>
+        <w:spacing w:after="0" w:line="240" w:lineRule="auto"/>
+        <w:contextualSpacing/>
         <w:jc w:val="center"/>
         <w:rPr>
           <w:rFonts w:ascii="Arial Nova" w:hAnsi="Arial Nova" w:cs="Tahoma"/>
@@ -260,6 +264,7 @@
     <w:p>
       <w:pPr>
         <w:spacing w:after="0" w:line="240" w:lineRule="auto"/>
+        <w:contextualSpacing/>
         <w:jc w:val="center"/>
         <w:rPr>
           <w:rFonts w:ascii="Arial Nova" w:hAnsi="Arial Nova" w:cs="Tahoma"/>
@@ -277,6 +282,7 @@
     <w:p>
       <w:pPr>
         <w:spacing w:after="0" w:line="240" w:lineRule="auto"/>
+        <w:contextualSpacing/>
         <w:jc w:val="center"/>
         <w:rPr>
           <w:rFonts w:ascii="Arial Nova" w:hAnsi="Arial Nova" w:cs="Tahoma"/>
@@ -294,6 +300,7 @@
     <w:p>
       <w:pPr>
         <w:spacing w:after="0" w:line="240" w:lineRule="auto"/>
+        <w:contextualSpacing/>
         <w:jc w:val="center"/>
         <w:rPr>
           <w:rFonts w:ascii="Tahoma" w:hAnsi="Tahoma" w:cs="Tahoma"/>
@@ -315,6 +322,7 @@
     <w:p>
       <w:pPr>
         <w:spacing w:after="0" w:line="240" w:lineRule="auto"/>
+        <w:contextualSpacing/>
         <w:jc w:val="center"/>
         <w:rPr>
           <w:rFonts w:ascii="Arial Nova" w:hAnsi="Arial Nova" w:cs="Tahoma"/>
@@ -376,6 +384,7 @@
     <w:p>
       <w:pPr>
         <w:spacing w:after="0" w:line="240" w:lineRule="auto"/>
+        <w:contextualSpacing/>
         <w:jc w:val="center"/>
         <w:rPr>
           <w:rFonts w:ascii="Arial Nova" w:hAnsi="Arial Nova" w:cs="Tahoma"/>
@@ -388,6 +397,7 @@
     <w:p>
       <w:pPr>
         <w:spacing w:after="0" w:line="240" w:lineRule="auto"/>
+        <w:contextualSpacing/>
         <w:jc w:val="center"/>
         <w:rPr>
           <w:rFonts w:ascii="Tahoma" w:hAnsi="Tahoma" w:cs="Tahoma"/>
@@ -408,7 +418,8 @@
     </w:p>
     <w:p>
       <w:pPr>
-        <w:spacing w:after="0"/>
+        <w:spacing w:after="0" w:line="240" w:lineRule="auto"/>
+        <w:contextualSpacing/>
         <w:jc w:val="center"/>
         <w:rPr>
           <w:rFonts w:ascii="Arial Nova" w:hAnsi="Arial Nova" w:cs="Tahoma"/>
@@ -477,7 +488,7 @@
     </w:p>
     <w:p>
       <w:pPr>
-        <w:spacing w:after="0"/>
+        <w:spacing w:after="0" w:line="240" w:lineRule="auto"/>
         <w:jc w:val="center"/>
         <w:rPr>
           <w:rFonts w:ascii="Arial Nova" w:hAnsi="Arial Nova" w:cs="Tahoma"/>
@@ -494,8 +505,6 @@
         <w:jc w:val="center"/>
         <w:rPr>
           <w:rFonts w:ascii="Tahoma" w:hAnsi="Tahoma" w:cs="Tahoma"/>
-          <w:sz w:val="20"/>
-          <w:szCs w:val="20"/>
         </w:rPr>
       </w:pPr>
       <w:r>
@@ -503,8 +512,6 @@
           <w:rFonts w:ascii="Tahoma" w:hAnsi="Tahoma" w:cs="Tahoma"/>
           <w:b/>
           <w:bCs/>
-          <w:sz w:val="20"/>
-          <w:szCs w:val="20"/>
         </w:rPr>
         <w:t>GRADE V</w:t>
       </w:r>
@@ -515,8 +522,8 @@
         <w:jc w:val="center"/>
         <w:rPr>
           <w:rFonts w:ascii="Times New Roman" w:hAnsi="Times New Roman" w:cs="Times New Roman"/>
-          <w:sz w:val="8"/>
-          <w:szCs w:val="8"/>
+          <w:sz w:val="6"/>
+          <w:szCs w:val="6"/>
         </w:rPr>
       </w:pPr>
     </w:p>
@@ -3416,7 +3423,6 @@
                 <w:sz w:val="16"/>
                 <w:szCs w:val="20"/>
               </w:rPr>
-              <w:lastRenderedPageBreak/>
               <w:t>0–64</w:t>
             </w:r>
           </w:p>
@@ -3521,8 +3527,8 @@
         <w:rPr>
           <w:rFonts w:ascii="Times New Roman" w:hAnsi="Times New Roman" w:cs="Times New Roman"/>
           <w:b/>
-          <w:sz w:val="14"/>
-          <w:szCs w:val="14"/>
+          <w:sz w:val="2"/>
+          <w:szCs w:val="2"/>
           <w:u w:val="single"/>
         </w:rPr>
         <w:t>{</w:t>
@@ -3531,8 +3537,8 @@
         <w:rPr>
           <w:rFonts w:ascii="Times New Roman" w:hAnsi="Times New Roman" w:cs="Times New Roman"/>
           <w:b/>
-          <w:sz w:val="14"/>
-          <w:szCs w:val="14"/>
+          <w:sz w:val="2"/>
+          <w:szCs w:val="2"/>
           <w:u w:val="single"/>
         </w:rPr>
         <w:t>/</w:t>
@@ -3541,8 +3547,8 @@
         <w:rPr>
           <w:rFonts w:ascii="Times New Roman" w:hAnsi="Times New Roman" w:cs="Times New Roman"/>
           <w:b/>
-          <w:sz w:val="14"/>
-          <w:szCs w:val="14"/>
+          <w:sz w:val="2"/>
+          <w:szCs w:val="2"/>
           <w:u w:val="single"/>
         </w:rPr>
         <w:t>students}</w:t>
@@ -3570,6 +3576,7 @@
           <w:iCs/>
           <w:sz w:val="18"/>
         </w:rPr>
+        <w:lastRenderedPageBreak/>
         <w:t>ATTENDANCE RECORD</w:t>
       </w:r>
     </w:p>
@@ -6562,16 +6569,6 @@
 </file>
 
 <file path=customXml/item2.xml><?xml version="1.0" encoding="utf-8"?>
-<p:properties xmlns:p="http://schemas.microsoft.com/office/2006/metadata/properties" xmlns:xsi="http://www.w3.org/2001/XMLSchema-instance" xmlns:pc="http://schemas.microsoft.com/office/infopath/2007/PartnerControls">
-  <documentManagement/>
-</p:properties>
-</file>
-
-<file path=customXml/item3.xml><?xml version="1.0" encoding="utf-8"?>
-<b:Sources xmlns:b="http://schemas.openxmlformats.org/officeDocument/2006/bibliography" xmlns="http://schemas.openxmlformats.org/officeDocument/2006/bibliography" SelectedStyle="\APASixthEditionOfficeOnline.xsl" StyleName="APA" Version="6"/>
-</file>
-
-<file path=customXml/item4.xml><?xml version="1.0" encoding="utf-8"?>
 <ct:contentTypeSchema xmlns:ct="http://schemas.microsoft.com/office/2006/metadata/contentType" xmlns:ma="http://schemas.microsoft.com/office/2006/metadata/properties/metaAttributes" ct:_="" ma:_="" ma:contentTypeName="Document" ma:contentTypeID="0x01010019B181300F721B4D9F3B95A3EE15143C" ma:contentTypeVersion="10" ma:contentTypeDescription="Create a new document." ma:contentTypeScope="" ma:versionID="bf2ca1b3bc24449cdd1a669432d4bb9e">
   <xsd:schema xmlns:xsd="http://www.w3.org/2001/XMLSchema" xmlns:xs="http://www.w3.org/2001/XMLSchema" xmlns:p="http://schemas.microsoft.com/office/2006/metadata/properties" xmlns:ns3="541f9672-3e94-4c26-a847-81d4d159bfa1" targetNamespace="http://schemas.microsoft.com/office/2006/metadata/properties" ma:root="true" ma:fieldsID="14a7babb77b443892259070c9ba030eb" ns3:_="">
     <xsd:import namespace="541f9672-3e94-4c26-a847-81d4d159bfa1"/>
@@ -6755,6 +6752,16 @@
 </ct:contentTypeSchema>
 </file>
 
+<file path=customXml/item3.xml><?xml version="1.0" encoding="utf-8"?>
+<b:Sources xmlns:b="http://schemas.openxmlformats.org/officeDocument/2006/bibliography" xmlns="http://schemas.openxmlformats.org/officeDocument/2006/bibliography" SelectedStyle="\APASixthEditionOfficeOnline.xsl" StyleName="APA" Version="6"/>
+</file>
+
+<file path=customXml/item4.xml><?xml version="1.0" encoding="utf-8"?>
+<p:properties xmlns:p="http://schemas.microsoft.com/office/2006/metadata/properties" xmlns:xsi="http://www.w3.org/2001/XMLSchema-instance" xmlns:pc="http://schemas.microsoft.com/office/infopath/2007/PartnerControls">
+  <documentManagement/>
+</p:properties>
+</file>
+
 <file path=customXml/itemProps1.xml><?xml version="1.0" encoding="utf-8"?>
 <ds:datastoreItem xmlns:ds="http://schemas.openxmlformats.org/officeDocument/2006/customXml" ds:itemID="{9E607EEA-1579-4534-A211-223D35B43271}">
   <ds:schemaRefs>
@@ -6764,23 +6771,6 @@
 </file>
 
 <file path=customXml/itemProps2.xml><?xml version="1.0" encoding="utf-8"?>
-<ds:datastoreItem xmlns:ds="http://schemas.openxmlformats.org/officeDocument/2006/customXml" ds:itemID="{672FB7B5-DBC2-43DE-98D9-E1693A2B312F}">
-  <ds:schemaRefs>
-    <ds:schemaRef ds:uri="http://schemas.microsoft.com/office/2006/metadata/properties"/>
-    <ds:schemaRef ds:uri="http://schemas.microsoft.com/office/infopath/2007/PartnerControls"/>
-  </ds:schemaRefs>
-</ds:datastoreItem>
-</file>
-
-<file path=customXml/itemProps3.xml><?xml version="1.0" encoding="utf-8"?>
-<ds:datastoreItem xmlns:ds="http://schemas.openxmlformats.org/officeDocument/2006/customXml" ds:itemID="{79EDFC7F-E73A-4641-AB05-0EAF77FB85CB}">
-  <ds:schemaRefs>
-    <ds:schemaRef ds:uri="http://schemas.openxmlformats.org/officeDocument/2006/bibliography"/>
-  </ds:schemaRefs>
-</ds:datastoreItem>
-</file>
-
-<file path=customXml/itemProps4.xml><?xml version="1.0" encoding="utf-8"?>
 <ds:datastoreItem xmlns:ds="http://schemas.openxmlformats.org/officeDocument/2006/customXml" ds:itemID="{1934D20A-BA2A-4311-8449-030457D80377}">
   <ds:schemaRefs>
     <ds:schemaRef ds:uri="http://schemas.microsoft.com/office/2006/metadata/contentType"/>
@@ -6796,4 +6786,21 @@
     <ds:schemaRef ds:uri="http://schemas.microsoft.com/internal/obd"/>
   </ds:schemaRefs>
 </ds:datastoreItem>
+</file>
+
+<file path=customXml/itemProps3.xml><?xml version="1.0" encoding="utf-8"?>
+<ds:datastoreItem xmlns:ds="http://schemas.openxmlformats.org/officeDocument/2006/customXml" ds:itemID="{79EDFC7F-E73A-4641-AB05-0EAF77FB85CB}">
+  <ds:schemaRefs>
+    <ds:schemaRef ds:uri="http://schemas.openxmlformats.org/officeDocument/2006/bibliography"/>
+  </ds:schemaRefs>
+</ds:datastoreItem>
+</file>
+
+<file path=customXml/itemProps4.xml><?xml version="1.0" encoding="utf-8"?>
+<ds:datastoreItem xmlns:ds="http://schemas.openxmlformats.org/officeDocument/2006/customXml" ds:itemID="{672FB7B5-DBC2-43DE-98D9-E1693A2B312F}">
+  <ds:schemaRefs>
+    <ds:schemaRef ds:uri="http://schemas.microsoft.com/office/2006/metadata/properties"/>
+    <ds:schemaRef ds:uri="http://schemas.microsoft.com/office/infopath/2007/PartnerControls"/>
+  </ds:schemaRefs>
+</ds:datastoreItem>
 </file>